--- a/templates/SPANISH/UNWEIGHTED/Table_summary_template.docx
+++ b/templates/SPANISH/UNWEIGHTED/Table_summary_template.docx
@@ -10,9 +10,12 @@
       </w:pPr>
     </w:p>
     <w:sectPr>
-      <w:headerReference w:type="default" r:id="rId10"/>
-      <w:footerReference w:type="even" r:id="rId11"/>
-      <w:footerReference w:type="default" r:id="rId12"/>
+      <w:headerReference w:type="even" r:id="rId10"/>
+      <w:headerReference w:type="default" r:id="rId11"/>
+      <w:footerReference w:type="even" r:id="rId12"/>
+      <w:footerReference w:type="default" r:id="rId13"/>
+      <w:headerReference w:type="first" r:id="rId14"/>
+      <w:footerReference w:type="first" r:id="rId15"/>
       <w:pgSz w:w="16838" w:h="11906" w:orient="landscape"/>
       <w:pgMar w:top="1440" w:right="1440" w:bottom="1440" w:left="1440" w:header="708" w:footer="708" w:gutter="0"/>
       <w:cols w:space="708"/>
@@ -213,18 +216,18 @@
         <w:sz w:val="18"/>
         <w:szCs w:val="18"/>
       </w:rPr>
-      <w:t xml:space="preserve">Menos de 100 </w:t>
-    </w:r>
-    <w:proofErr w:type="spellStart"/>
+      <w:t xml:space="preserve">Menos de </w:t>
+    </w:r>
+    <w:bookmarkStart w:id="2" w:name="bmk1"/>
     <w:r>
       <w:rPr>
         <w:rFonts w:ascii="Source Sans Pro" w:hAnsi="Source Sans Pro"/>
         <w:sz w:val="18"/>
         <w:szCs w:val="18"/>
       </w:rPr>
-      <w:t>estudiantes</w:t>
-    </w:r>
-    <w:proofErr w:type="spellEnd"/>
+      <w:t>bmk1</w:t>
+    </w:r>
+    <w:bookmarkEnd w:id="2"/>
     <w:r>
       <w:rPr>
         <w:rFonts w:ascii="Source Sans Pro" w:hAnsi="Source Sans Pro"/>
@@ -240,7 +243,7 @@
         <w:sz w:val="18"/>
         <w:szCs w:val="18"/>
       </w:rPr>
-      <w:t>en</w:t>
+      <w:t>estudiantes</w:t>
     </w:r>
     <w:proofErr w:type="spellEnd"/>
     <w:r>
@@ -258,7 +261,7 @@
         <w:sz w:val="18"/>
         <w:szCs w:val="18"/>
       </w:rPr>
-      <w:t>este</w:t>
+      <w:t>en</w:t>
     </w:r>
     <w:proofErr w:type="spellEnd"/>
     <w:r>
@@ -276,9 +279,37 @@
         <w:sz w:val="18"/>
         <w:szCs w:val="18"/>
       </w:rPr>
+      <w:t>este</w:t>
+    </w:r>
+    <w:proofErr w:type="spellEnd"/>
+    <w:r>
+      <w:rPr>
+        <w:rFonts w:ascii="Source Sans Pro" w:hAnsi="Source Sans Pro"/>
+        <w:sz w:val="18"/>
+        <w:szCs w:val="18"/>
+      </w:rPr>
+      <w:t xml:space="preserve"> </w:t>
+    </w:r>
+    <w:proofErr w:type="spellStart"/>
+    <w:r>
+      <w:rPr>
+        <w:rFonts w:ascii="Source Sans Pro" w:hAnsi="Source Sans Pro"/>
+        <w:sz w:val="18"/>
+        <w:szCs w:val="18"/>
+      </w:rPr>
       <w:t>subgrupo</w:t>
     </w:r>
     <w:proofErr w:type="spellEnd"/>
+  </w:p>
+</w:ftr>
+</file>
+
+<file path=word/footer3.xml><?xml version="1.0" encoding="utf-8"?>
+<w:ftr xmlns:wpc="http://schemas.microsoft.com/office/word/2010/wordprocessingCanvas" xmlns:cx="http://schemas.microsoft.com/office/drawing/2014/chartex" xmlns:cx1="http://schemas.microsoft.com/office/drawing/2015/9/8/chartex" xmlns:cx2="http://schemas.microsoft.com/office/drawing/2015/10/21/chartex" xmlns:cx3="http://schemas.microsoft.com/office/drawing/2016/5/9/chartex" xmlns:cx4="http://schemas.microsoft.com/office/drawing/2016/5/10/chartex" xmlns:cx5="http://schemas.microsoft.com/office/drawing/2016/5/11/chartex" xmlns:cx6="http://schemas.microsoft.com/office/drawing/2016/5/12/chartex" xmlns:cx7="http://schemas.microsoft.com/office/drawing/2016/5/13/chartex" xmlns:cx8="http://schemas.microsoft.com/office/drawing/2016/5/14/chartex" xmlns:mc="http://schemas.openxmlformats.org/markup-compatibility/2006" xmlns:aink="http://schemas.microsoft.com/office/drawing/2016/ink" xmlns:am3d="http://schemas.microsoft.com/office/drawing/2017/model3d" xmlns:o="urn:schemas-microsoft-com:office:office" xmlns:oel="http://schemas.microsoft.com/office/2019/extlst" xmlns:r="http://schemas.openxmlformats.org/officeDocument/2006/relationships" xmlns:m="http://schemas.openxmlformats.org/officeDocument/2006/math" xmlns:v="urn:schemas-microsoft-com:vml" xmlns:wp14="http://schemas.microsoft.com/office/word/2010/wordprocessingDrawing" xmlns:wp="http://schemas.openxmlformats.org/drawingml/2006/wordprocessingDrawing" xmlns:w10="urn:schemas-microsoft-com:office:word" xmlns:w="http://schemas.openxmlformats.org/wordprocessingml/2006/main" xmlns:w14="http://schemas.microsoft.com/office/word/2010/wordml" xmlns:w15="http://schemas.microsoft.com/office/word/2012/wordml" xmlns:w16cex="http://schemas.microsoft.com/office/word/2018/wordml/cex" xmlns:w16cid="http://schemas.microsoft.com/office/word/2016/wordml/cid" xmlns:w16="http://schemas.microsoft.com/office/word/2018/wordml" xmlns:w16du="http://schemas.microsoft.com/office/word/2023/wordml/word16du" xmlns:w16sdtdh="http://schemas.microsoft.com/office/word/2020/wordml/sdtdatahash" xmlns:w16sdtfl="http://schemas.microsoft.com/office/word/2024/wordml/sdtformatlock" xmlns:w16se="http://schemas.microsoft.com/office/word/2015/wordml/symex" xmlns:wpg="http://schemas.microsoft.com/office/word/2010/wordprocessingGroup" xmlns:wpi="http://schemas.microsoft.com/office/word/2010/wordprocessingInk" xmlns:wne="http://schemas.microsoft.com/office/word/2006/wordml" xmlns:wps="http://schemas.microsoft.com/office/word/2010/wordprocessingShape" mc:Ignorable="w14 w15 w16se w16cid w16 w16cex w16sdtdh w16sdtfl w16du wp14">
+  <w:p>
+    <w:pPr>
+      <w:pStyle w:val="Footer"/>
+    </w:pPr>
   </w:p>
 </w:ftr>
 </file>
@@ -306,39 +337,47 @@
 <w:hdr xmlns:wpc="http://schemas.microsoft.com/office/word/2010/wordprocessingCanvas" xmlns:cx="http://schemas.microsoft.com/office/drawing/2014/chartex" xmlns:cx1="http://schemas.microsoft.com/office/drawing/2015/9/8/chartex" xmlns:cx2="http://schemas.microsoft.com/office/drawing/2015/10/21/chartex" xmlns:cx3="http://schemas.microsoft.com/office/drawing/2016/5/9/chartex" xmlns:cx4="http://schemas.microsoft.com/office/drawing/2016/5/10/chartex" xmlns:cx5="http://schemas.microsoft.com/office/drawing/2016/5/11/chartex" xmlns:cx6="http://schemas.microsoft.com/office/drawing/2016/5/12/chartex" xmlns:cx7="http://schemas.microsoft.com/office/drawing/2016/5/13/chartex" xmlns:cx8="http://schemas.microsoft.com/office/drawing/2016/5/14/chartex" xmlns:mc="http://schemas.openxmlformats.org/markup-compatibility/2006" xmlns:aink="http://schemas.microsoft.com/office/drawing/2016/ink" xmlns:am3d="http://schemas.microsoft.com/office/drawing/2017/model3d" xmlns:o="urn:schemas-microsoft-com:office:office" xmlns:oel="http://schemas.microsoft.com/office/2019/extlst" xmlns:r="http://schemas.openxmlformats.org/officeDocument/2006/relationships" xmlns:m="http://schemas.openxmlformats.org/officeDocument/2006/math" xmlns:v="urn:schemas-microsoft-com:vml" xmlns:wp14="http://schemas.microsoft.com/office/word/2010/wordprocessingDrawing" xmlns:wp="http://schemas.openxmlformats.org/drawingml/2006/wordprocessingDrawing" xmlns:w10="urn:schemas-microsoft-com:office:word" xmlns:w="http://schemas.openxmlformats.org/wordprocessingml/2006/main" xmlns:w14="http://schemas.microsoft.com/office/word/2010/wordml" xmlns:w15="http://schemas.microsoft.com/office/word/2012/wordml" xmlns:w16cex="http://schemas.microsoft.com/office/word/2018/wordml/cex" xmlns:w16cid="http://schemas.microsoft.com/office/word/2016/wordml/cid" xmlns:w16="http://schemas.microsoft.com/office/word/2018/wordml" xmlns:w16du="http://schemas.microsoft.com/office/word/2023/wordml/word16du" xmlns:w16sdtdh="http://schemas.microsoft.com/office/word/2020/wordml/sdtdatahash" xmlns:w16sdtfl="http://schemas.microsoft.com/office/word/2024/wordml/sdtformatlock" xmlns:w16se="http://schemas.microsoft.com/office/word/2015/wordml/symex" xmlns:wpg="http://schemas.microsoft.com/office/word/2010/wordprocessingGroup" xmlns:wpi="http://schemas.microsoft.com/office/word/2010/wordprocessingInk" xmlns:wne="http://schemas.microsoft.com/office/word/2006/wordml" xmlns:wps="http://schemas.microsoft.com/office/word/2010/wordprocessingShape" mc:Ignorable="w14 w15 w16se w16cid w16 w16cex w16sdtdh w16sdtfl w16du wp14">
   <w:p>
     <w:pPr>
+      <w:pStyle w:val="Header"/>
+    </w:pPr>
+  </w:p>
+</w:hdr>
+</file>
+
+<file path=word/header2.xml><?xml version="1.0" encoding="utf-8"?>
+<w:hdr xmlns:wpc="http://schemas.microsoft.com/office/word/2010/wordprocessingCanvas" xmlns:cx="http://schemas.microsoft.com/office/drawing/2014/chartex" xmlns:cx1="http://schemas.microsoft.com/office/drawing/2015/9/8/chartex" xmlns:cx2="http://schemas.microsoft.com/office/drawing/2015/10/21/chartex" xmlns:cx3="http://schemas.microsoft.com/office/drawing/2016/5/9/chartex" xmlns:cx4="http://schemas.microsoft.com/office/drawing/2016/5/10/chartex" xmlns:cx5="http://schemas.microsoft.com/office/drawing/2016/5/11/chartex" xmlns:cx6="http://schemas.microsoft.com/office/drawing/2016/5/12/chartex" xmlns:cx7="http://schemas.microsoft.com/office/drawing/2016/5/13/chartex" xmlns:cx8="http://schemas.microsoft.com/office/drawing/2016/5/14/chartex" xmlns:mc="http://schemas.openxmlformats.org/markup-compatibility/2006" xmlns:aink="http://schemas.microsoft.com/office/drawing/2016/ink" xmlns:am3d="http://schemas.microsoft.com/office/drawing/2017/model3d" xmlns:o="urn:schemas-microsoft-com:office:office" xmlns:oel="http://schemas.microsoft.com/office/2019/extlst" xmlns:r="http://schemas.openxmlformats.org/officeDocument/2006/relationships" xmlns:m="http://schemas.openxmlformats.org/officeDocument/2006/math" xmlns:v="urn:schemas-microsoft-com:vml" xmlns:wp14="http://schemas.microsoft.com/office/word/2010/wordprocessingDrawing" xmlns:wp="http://schemas.openxmlformats.org/drawingml/2006/wordprocessingDrawing" xmlns:w10="urn:schemas-microsoft-com:office:word" xmlns:w="http://schemas.openxmlformats.org/wordprocessingml/2006/main" xmlns:w14="http://schemas.microsoft.com/office/word/2010/wordml" xmlns:w15="http://schemas.microsoft.com/office/word/2012/wordml" xmlns:w16cex="http://schemas.microsoft.com/office/word/2018/wordml/cex" xmlns:w16cid="http://schemas.microsoft.com/office/word/2016/wordml/cid" xmlns:w16="http://schemas.microsoft.com/office/word/2018/wordml" xmlns:w16du="http://schemas.microsoft.com/office/word/2023/wordml/word16du" xmlns:w16sdtdh="http://schemas.microsoft.com/office/word/2020/wordml/sdtdatahash" xmlns:w16sdtfl="http://schemas.microsoft.com/office/word/2024/wordml/sdtformatlock" xmlns:w16se="http://schemas.microsoft.com/office/word/2015/wordml/symex" xmlns:wpg="http://schemas.microsoft.com/office/word/2010/wordprocessingGroup" xmlns:wpi="http://schemas.microsoft.com/office/word/2010/wordprocessingInk" xmlns:wne="http://schemas.microsoft.com/office/word/2006/wordml" xmlns:wps="http://schemas.microsoft.com/office/word/2010/wordprocessingShape" mc:Ignorable="w14 w15 w16se w16cid w16 w16cex w16sdtdh w16sdtfl w16du wp14">
+  <w:p>
+    <w:pPr>
       <w:pStyle w:val="NormalWeb"/>
       <w:spacing w:before="0" w:beforeAutospacing="0" w:after="0" w:afterAutospacing="0" w:line="276" w:lineRule="auto"/>
       <w:jc w:val="center"/>
       <w:rPr>
         <w:rFonts w:ascii="Source Sans Pro" w:hAnsi="Source Sans Pro"/>
+        <w:b/>
+        <w:bCs/>
+        <w:sz w:val="20"/>
+        <w:szCs w:val="20"/>
         <w:lang w:val="es-AR"/>
       </w:rPr>
     </w:pPr>
     <w:r>
       <w:rPr>
         <w:rFonts w:ascii="Source Sans Pro" w:hAnsi="Source Sans Pro"/>
+        <w:b/>
+        <w:bCs/>
         <w:color w:val="4460A3"/>
         <w:sz w:val="20"/>
         <w:szCs w:val="20"/>
         <w:lang w:val="es-AR"/>
       </w:rPr>
-      <w:t>RESULTADOS DE LA E</w:t>
-    </w:r>
-    <w:r>
-      <w:rPr>
-        <w:rFonts w:ascii="Source Sans Pro" w:hAnsi="Source Sans Pro"/>
-        <w:color w:val="4460A3"/>
-        <w:sz w:val="20"/>
-        <w:szCs w:val="20"/>
-        <w:lang w:val="es-AR"/>
-      </w:rPr>
-      <w:t xml:space="preserve">NCUESTA MUNDIAL DE SALUD A ESCOLARES </w:t>
+      <w:t xml:space="preserve">RESULTADOS DE LA ENCUESTA MUNDIAL DE SALUD A ESCOLARES </w:t>
     </w:r>
     <w:bookmarkStart w:id="0" w:name="year"/>
     <w:proofErr w:type="spellStart"/>
     <w:r>
       <w:rPr>
         <w:rFonts w:ascii="Source Sans Pro" w:hAnsi="Source Sans Pro"/>
+        <w:b/>
+        <w:bCs/>
         <w:color w:val="4460A3"/>
         <w:sz w:val="20"/>
         <w:szCs w:val="20"/>
@@ -356,6 +395,10 @@
       <w:jc w:val="center"/>
       <w:rPr>
         <w:rFonts w:ascii="Source Sans Pro" w:hAnsi="Source Sans Pro"/>
+        <w:b/>
+        <w:bCs/>
+        <w:sz w:val="20"/>
+        <w:szCs w:val="20"/>
         <w:lang w:val="es-AR"/>
       </w:rPr>
     </w:pPr>
@@ -363,6 +406,10 @@
     <w:r>
       <w:rPr>
         <w:rFonts w:ascii="Source Sans Pro" w:hAnsi="Source Sans Pro"/>
+        <w:b/>
+        <w:bCs/>
+        <w:sz w:val="20"/>
+        <w:szCs w:val="20"/>
         <w:lang w:val="es-AR"/>
       </w:rPr>
       <w:t>countr</w:t>
@@ -370,6 +417,10 @@
     <w:r>
       <w:rPr>
         <w:rFonts w:ascii="Source Sans Pro" w:hAnsi="Source Sans Pro"/>
+        <w:b/>
+        <w:bCs/>
+        <w:sz w:val="20"/>
+        <w:szCs w:val="20"/>
         <w:lang w:val="es-AR"/>
       </w:rPr>
       <w:t>y</w:t>
@@ -383,12 +434,20 @@
       <w:jc w:val="center"/>
       <w:rPr>
         <w:rFonts w:ascii="Source Sans Pro" w:hAnsi="Source Sans Pro"/>
+        <w:b/>
+        <w:bCs/>
+        <w:sz w:val="20"/>
+        <w:szCs w:val="20"/>
         <w:lang w:val="es-AR"/>
       </w:rPr>
     </w:pPr>
     <w:r>
       <w:rPr>
         <w:rFonts w:ascii="Source Sans Pro" w:hAnsi="Source Sans Pro"/>
+        <w:b/>
+        <w:bCs/>
+        <w:sz w:val="20"/>
+        <w:szCs w:val="20"/>
         <w:lang w:val="es-AR"/>
       </w:rPr>
       <w:t>Tablas resumen</w:t>
@@ -396,6 +455,10 @@
     <w:r>
       <w:rPr>
         <w:rFonts w:ascii="Source Sans Pro" w:hAnsi="Source Sans Pro"/>
+        <w:b/>
+        <w:bCs/>
+        <w:sz w:val="20"/>
+        <w:szCs w:val="20"/>
         <w:lang w:val="es-AR"/>
       </w:rPr>
       <w:t xml:space="preserve"> – </w:t>
@@ -403,17 +466,24 @@
     <w:r>
       <w:rPr>
         <w:rFonts w:ascii="Source Sans Pro" w:hAnsi="Source Sans Pro"/>
+        <w:b/>
+        <w:bCs/>
+        <w:sz w:val="20"/>
+        <w:szCs w:val="20"/>
         <w:lang w:val="es-AR"/>
       </w:rPr>
-      <w:t>Datos sin p</w:t>
-    </w:r>
-    <w:r>
-      <w:rPr>
-        <w:rFonts w:ascii="Source Sans Pro" w:hAnsi="Source Sans Pro"/>
-        <w:lang w:val="es-AR"/>
-      </w:rPr>
-      <w:t>onderar</w:t>
-    </w:r>
+      <w:t>Datos sin ponderar</w:t>
+    </w:r>
+  </w:p>
+</w:hdr>
+</file>
+
+<file path=word/header3.xml><?xml version="1.0" encoding="utf-8"?>
+<w:hdr xmlns:wpc="http://schemas.microsoft.com/office/word/2010/wordprocessingCanvas" xmlns:cx="http://schemas.microsoft.com/office/drawing/2014/chartex" xmlns:cx1="http://schemas.microsoft.com/office/drawing/2015/9/8/chartex" xmlns:cx2="http://schemas.microsoft.com/office/drawing/2015/10/21/chartex" xmlns:cx3="http://schemas.microsoft.com/office/drawing/2016/5/9/chartex" xmlns:cx4="http://schemas.microsoft.com/office/drawing/2016/5/10/chartex" xmlns:cx5="http://schemas.microsoft.com/office/drawing/2016/5/11/chartex" xmlns:cx6="http://schemas.microsoft.com/office/drawing/2016/5/12/chartex" xmlns:cx7="http://schemas.microsoft.com/office/drawing/2016/5/13/chartex" xmlns:cx8="http://schemas.microsoft.com/office/drawing/2016/5/14/chartex" xmlns:mc="http://schemas.openxmlformats.org/markup-compatibility/2006" xmlns:aink="http://schemas.microsoft.com/office/drawing/2016/ink" xmlns:am3d="http://schemas.microsoft.com/office/drawing/2017/model3d" xmlns:o="urn:schemas-microsoft-com:office:office" xmlns:oel="http://schemas.microsoft.com/office/2019/extlst" xmlns:r="http://schemas.openxmlformats.org/officeDocument/2006/relationships" xmlns:m="http://schemas.openxmlformats.org/officeDocument/2006/math" xmlns:v="urn:schemas-microsoft-com:vml" xmlns:wp14="http://schemas.microsoft.com/office/word/2010/wordprocessingDrawing" xmlns:wp="http://schemas.openxmlformats.org/drawingml/2006/wordprocessingDrawing" xmlns:w10="urn:schemas-microsoft-com:office:word" xmlns:w="http://schemas.openxmlformats.org/wordprocessingml/2006/main" xmlns:w14="http://schemas.microsoft.com/office/word/2010/wordml" xmlns:w15="http://schemas.microsoft.com/office/word/2012/wordml" xmlns:w16cex="http://schemas.microsoft.com/office/word/2018/wordml/cex" xmlns:w16cid="http://schemas.microsoft.com/office/word/2016/wordml/cid" xmlns:w16="http://schemas.microsoft.com/office/word/2018/wordml" xmlns:w16du="http://schemas.microsoft.com/office/word/2023/wordml/word16du" xmlns:w16sdtdh="http://schemas.microsoft.com/office/word/2020/wordml/sdtdatahash" xmlns:w16sdtfl="http://schemas.microsoft.com/office/word/2024/wordml/sdtformatlock" xmlns:w16se="http://schemas.microsoft.com/office/word/2015/wordml/symex" xmlns:wpg="http://schemas.microsoft.com/office/word/2010/wordprocessingGroup" xmlns:wpi="http://schemas.microsoft.com/office/word/2010/wordprocessingInk" xmlns:wne="http://schemas.microsoft.com/office/word/2006/wordml" xmlns:wps="http://schemas.microsoft.com/office/word/2010/wordprocessingShape" mc:Ignorable="w14 w15 w16se w16cid w16 w16cex w16sdtdh w16sdtfl w16du wp14">
+  <w:p>
+    <w:pPr>
+      <w:pStyle w:val="Header"/>
+    </w:pPr>
   </w:p>
 </w:hdr>
 </file>
@@ -1240,19 +1310,6 @@
 </file>
 
 <file path=customXml/item2.xml><?xml version="1.0" encoding="utf-8"?>
-<?mso-contentType ?>
-<FormTemplates xmlns="http://schemas.microsoft.com/sharepoint/v3/contenttype/forms">
-  <Display>DocumentLibraryForm</Display>
-  <Edit>DocumentLibraryForm</Edit>
-  <New>DocumentLibraryForm</New>
-</FormTemplates>
-</file>
-
-<file path=customXml/item3.xml><?xml version="1.0" encoding="utf-8"?>
-<b:Sources xmlns:b="http://schemas.openxmlformats.org/officeDocument/2006/bibliography" xmlns="http://schemas.openxmlformats.org/officeDocument/2006/bibliography" SelectedStyle="/APASixthEditionOfficeOnline.xsl" StyleName="APA" Version="6"/>
-</file>
-
-<file path=customXml/item4.xml><?xml version="1.0" encoding="utf-8"?>
 <ct:contentTypeSchema xmlns:ct="http://schemas.microsoft.com/office/2006/metadata/contentType" xmlns:ma="http://schemas.microsoft.com/office/2006/metadata/properties/metaAttributes" ct:_="" ma:_="" ma:contentTypeName="Document" ma:contentTypeID="0x01010067970A7EC1C90C48A386F8B78D31816E" ma:contentTypeVersion="18" ma:contentTypeDescription="Create a new document." ma:contentTypeScope="" ma:versionID="7c5a1f6eeb0442f3fe3a122bfaf1a852">
   <xsd:schema xmlns:xsd="http://www.w3.org/2001/XMLSchema" xmlns:xs="http://www.w3.org/2001/XMLSchema" xmlns:p="http://schemas.microsoft.com/office/2006/metadata/properties" xmlns:ns2="2199b669-f139-4cad-81c0-f0198b00fad6" xmlns:ns3="cc7c30c3-4b65-4cc6-b84c-43aad756a2f2" xmlns:ns4="5e13aadc-de86-43ee-b386-40c01ba74c80" targetNamespace="http://schemas.microsoft.com/office/2006/metadata/properties" ma:root="true" ma:fieldsID="705beb6a12754410c5695455629349f7" ns2:_="" ns3:_="" ns4:_="">
     <xsd:import namespace="2199b669-f139-4cad-81c0-f0198b00fad6"/>
@@ -1512,6 +1569,19 @@
 </ct:contentTypeSchema>
 </file>
 
+<file path=customXml/item3.xml><?xml version="1.0" encoding="utf-8"?>
+<b:Sources xmlns:b="http://schemas.openxmlformats.org/officeDocument/2006/bibliography" xmlns="http://schemas.openxmlformats.org/officeDocument/2006/bibliography" SelectedStyle="/APASixthEditionOfficeOnline.xsl" StyleName="APA" Version="6"/>
+</file>
+
+<file path=customXml/item4.xml><?xml version="1.0" encoding="utf-8"?>
+<?mso-contentType ?>
+<FormTemplates xmlns="http://schemas.microsoft.com/sharepoint/v3/contenttype/forms">
+  <Display>DocumentLibraryForm</Display>
+  <Edit>DocumentLibraryForm</Edit>
+  <New>DocumentLibraryForm</New>
+</FormTemplates>
+</file>
+
 <file path=customXml/itemProps1.xml><?xml version="1.0" encoding="utf-8"?>
 <ds:datastoreItem xmlns:ds="http://schemas.openxmlformats.org/officeDocument/2006/customXml" ds:itemID="{7B91F197-19A8-4892-85CE-B8DF3B3F81D7}">
   <ds:schemaRefs>
@@ -1524,22 +1594,6 @@
 </file>
 
 <file path=customXml/itemProps2.xml><?xml version="1.0" encoding="utf-8"?>
-<ds:datastoreItem xmlns:ds="http://schemas.openxmlformats.org/officeDocument/2006/customXml" ds:itemID="{898F9B1B-5F31-4B3F-B732-9207007678D2}">
-  <ds:schemaRefs>
-    <ds:schemaRef ds:uri="http://schemas.microsoft.com/sharepoint/v3/contenttype/forms"/>
-  </ds:schemaRefs>
-</ds:datastoreItem>
-</file>
-
-<file path=customXml/itemProps3.xml><?xml version="1.0" encoding="utf-8"?>
-<ds:datastoreItem xmlns:ds="http://schemas.openxmlformats.org/officeDocument/2006/customXml" ds:itemID="{9FE0966B-19E9-AA47-8F33-0F9AF9D53D6A}">
-  <ds:schemaRefs>
-    <ds:schemaRef ds:uri="http://schemas.openxmlformats.org/officeDocument/2006/bibliography"/>
-  </ds:schemaRefs>
-</ds:datastoreItem>
-</file>
-
-<file path=customXml/itemProps4.xml><?xml version="1.0" encoding="utf-8"?>
 <ds:datastoreItem xmlns:ds="http://schemas.openxmlformats.org/officeDocument/2006/customXml" ds:itemID="{A71C12BD-7147-4315-AD5E-7FB7805EB130}">
   <ds:schemaRefs>
     <ds:schemaRef ds:uri="http://schemas.microsoft.com/office/2006/metadata/contentType"/>
@@ -1557,4 +1611,20 @@
     <ds:schemaRef ds:uri="http://schemas.microsoft.com/internal/obd"/>
   </ds:schemaRefs>
 </ds:datastoreItem>
+</file>
+
+<file path=customXml/itemProps3.xml><?xml version="1.0" encoding="utf-8"?>
+<ds:datastoreItem xmlns:ds="http://schemas.openxmlformats.org/officeDocument/2006/customXml" ds:itemID="{9FE0966B-19E9-AA47-8F33-0F9AF9D53D6A}">
+  <ds:schemaRefs>
+    <ds:schemaRef ds:uri="http://schemas.openxmlformats.org/officeDocument/2006/bibliography"/>
+  </ds:schemaRefs>
+</ds:datastoreItem>
+</file>
+
+<file path=customXml/itemProps4.xml><?xml version="1.0" encoding="utf-8"?>
+<ds:datastoreItem xmlns:ds="http://schemas.openxmlformats.org/officeDocument/2006/customXml" ds:itemID="{898F9B1B-5F31-4B3F-B732-9207007678D2}">
+  <ds:schemaRefs>
+    <ds:schemaRef ds:uri="http://schemas.microsoft.com/sharepoint/v3/contenttype/forms"/>
+  </ds:schemaRefs>
+</ds:datastoreItem>
 </file>